--- a/eng/docx/024.content.docx
+++ b/eng/docx/024.content.docx
@@ -417,48 +417,72 @@
         </w:rPr>
         <w:t xml:space="preserve"> as another name for the city of </w:t>
       </w:r>
-      <w:r>
-        <w:rPr>
-          <w:lang w:val="en_US" w:bidi="en_US"/>
-        </w:rPr>
-        <w:t>Jerusalem</w:t>
-      </w:r>
+      <w:hyperlink r:id="rId14">
+        <w:r>
+          <w:rPr>
+            <w:lang w:val="en_US" w:bidi="en_US"/>
+          </w:rPr>
+          <w:rPr>
+            <w:color w:val="0000EE"/>
+            <w:u w:val="single"/>
+          </w:rPr>
+          <w:t>Jerusalem</w:t>
+        </w:r>
+      </w:hyperlink>
       <w:r>
         <w:rPr>
           <w:lang w:val="en_US" w:bidi="en_US"/>
         </w:rPr>
         <w:t xml:space="preserve">. Zion was the name of one of the mountains in the city of Jerusalem, where the people called the Jebusites lived before </w:t>
       </w:r>
-      <w:r>
-        <w:rPr>
-          <w:lang w:val="en_US" w:bidi="en_US"/>
-        </w:rPr>
-        <w:t>King David</w:t>
-      </w:r>
+      <w:hyperlink r:id="rId15">
+        <w:r>
+          <w:rPr>
+            <w:lang w:val="en_US" w:bidi="en_US"/>
+          </w:rPr>
+          <w:rPr>
+            <w:color w:val="0000EE"/>
+            <w:u w:val="single"/>
+          </w:rPr>
+          <w:t>King David</w:t>
+        </w:r>
+      </w:hyperlink>
       <w:r>
         <w:rPr>
           <w:lang w:val="en_US" w:bidi="en_US"/>
         </w:rPr>
         <w:t xml:space="preserve"> conquered the city. When King David conquered the city, people called the city either "the city of David," or "Zion." Later, people used Zion as a name for the whole city of Jerusalem. Many writers in the Bible use the name Zion especially when they are talking about Jerusalem as a </w:t>
       </w:r>
-      <w:r>
-        <w:rPr>
-          <w:lang w:val="en_US" w:bidi="en_US"/>
-        </w:rPr>
-        <w:t>holy</w:t>
-      </w:r>
+      <w:hyperlink r:id="rId16">
+        <w:r>
+          <w:rPr>
+            <w:lang w:val="en_US" w:bidi="en_US"/>
+          </w:rPr>
+          <w:rPr>
+            <w:color w:val="0000EE"/>
+            <w:u w:val="single"/>
+          </w:rPr>
+          <w:t>holy</w:t>
+        </w:r>
+      </w:hyperlink>
       <w:r>
         <w:rPr>
           <w:lang w:val="en_US" w:bidi="en_US"/>
         </w:rPr>
         <w:t xml:space="preserve"> place where </w:t>
       </w:r>
-      <w:r>
-        <w:rPr>
-          <w:lang w:val="en_US" w:bidi="en_US"/>
-        </w:rPr>
-        <w:t>God</w:t>
-      </w:r>
+      <w:hyperlink r:id="rId17">
+        <w:r>
+          <w:rPr>
+            <w:lang w:val="en_US" w:bidi="en_US"/>
+          </w:rPr>
+          <w:rPr>
+            <w:color w:val="0000EE"/>
+            <w:u w:val="single"/>
+          </w:rPr>
+          <w:t>God</w:t>
+        </w:r>
+      </w:hyperlink>
       <w:r>
         <w:rPr>
           <w:lang w:val="en_US" w:bidi="en_US"/>
@@ -523,7 +547,7 @@
           <w:lang w:val="en_US" w:bidi="en_US"/>
         </w:rPr>
       </w:r>
-      <w:hyperlink r:id="rId14">
+      <w:hyperlink r:id="rId18">
         <w:r>
           <w:rPr>
             <w:lang w:val="en_US" w:bidi="en_US"/>
